--- a/site/docs/localtranscript-fact-sheet-en.docx
+++ b/site/docs/localtranscript-fact-sheet-en.docx
@@ -314,7 +314,25 @@
         <w:t xml:space="preserve"> </w:t>
       </w:r>
       <w:r>
-        <w:t xml:space="preserve">access to an AI service, no account, no API key.</w:t>
+        <w:t xml:space="preserve">access to an AI service, no account, no API key. Anyone wishing to use</w:t>
+      </w:r>
+      <w:r>
+        <w:t xml:space="preserve"> </w:t>
+      </w:r>
+      <w:r>
+        <w:t xml:space="preserve">a different whisper.cpp model places it in the library's “Modelle”</w:t>
+      </w:r>
+      <w:r>
+        <w:t xml:space="preserve"> </w:t>
+      </w:r>
+      <w:r>
+        <w:t xml:space="preserve">folder themselves; such a model is not part of this list, and each</w:t>
+      </w:r>
+      <w:r>
+        <w:t xml:space="preserve"> </w:t>
+      </w:r>
+      <w:r>
+        <w:t xml:space="preserve">transcript's journal records which model produced it.</w:t>
       </w:r>
     </w:p>
     <w:p>

--- a/site/docs/localtranscript-fact-sheet-en.docx
+++ b/site/docs/localtranscript-fact-sheet-en.docx
@@ -28,13 +28,13 @@
         <w:t xml:space="preserve"> </w:t>
       </w:r>
       <w:r>
-        <w:t xml:space="preserve">lead, an ethics board or colleagues. As of 10 September 2026, version</w:t>
-      </w:r>
-      <w:r>
-        <w:t xml:space="preserve"> </w:t>
-      </w:r>
-      <w:r>
-        <w:t xml:space="preserve">2.2.0.</w:t>
+        <w:t xml:space="preserve">lead, an ethics board or colleagues. As of 11 September 2026, version</w:t>
+      </w:r>
+      <w:r>
+        <w:t xml:space="preserve"> </w:t>
+      </w:r>
+      <w:r>
+        <w:t xml:space="preserve">2.3.0.</w:t>
       </w:r>
     </w:p>
     <w:bookmarkStart w:id="9" w:name="what-the-app-does"/>
@@ -903,7 +903,7 @@
         <w:pStyle w:val="BlockText"/>
       </w:pPr>
       <w:r>
-        <w:t xml:space="preserve">The recordings were transcribed with LocalTranscript 2.2.0 (B/IAS</w:t>
+        <w:t xml:space="preserve">The recordings were transcribed with LocalTranscript 2.3.0 (B/IAS</w:t>
       </w:r>
       <w:r>
         <w:t xml:space="preserve"> </w:t>

--- a/site/docs/localtranscript-fact-sheet-en.docx
+++ b/site/docs/localtranscript-fact-sheet-en.docx
@@ -34,7 +34,7 @@
         <w:t xml:space="preserve"> </w:t>
       </w:r>
       <w:r>
-        <w:t xml:space="preserve">2.3.0.</w:t>
+        <w:t xml:space="preserve">2.4.0.</w:t>
       </w:r>
     </w:p>
     <w:bookmarkStart w:id="9" w:name="what-the-app-does"/>
@@ -75,13 +75,31 @@
         <w:t xml:space="preserve"> </w:t>
       </w:r>
       <w:r>
-        <w:t xml:space="preserve">NVivo via REFI-QDA; enrich; WebVTT, CSV, plain text). All of it happens</w:t>
-      </w:r>
-      <w:r>
-        <w:t xml:space="preserve"> </w:t>
-      </w:r>
-      <w:r>
-        <w:t xml:space="preserve">on your own Mac.</w:t>
+        <w:t xml:space="preserve">NVivo via REFI-QDA; enrich; WebVTT, CSV, plain text). Video recordings</w:t>
+      </w:r>
+      <w:r>
+        <w:t xml:space="preserve"> </w:t>
+      </w:r>
+      <w:r>
+        <w:t xml:space="preserve">(MP4/MOV) are accepted too: the sound is extracted, the video stays</w:t>
+      </w:r>
+      <w:r>
+        <w:t xml:space="preserve"> </w:t>
+      </w:r>
+      <w:r>
+        <w:t xml:space="preserve">unchanged with the transcript and leaves the computer only if you</w:t>
+      </w:r>
+      <w:r>
+        <w:t xml:space="preserve"> </w:t>
+      </w:r>
+      <w:r>
+        <w:t xml:space="preserve">explicitly include it in the REFI-QDA export. All of it happens on your</w:t>
+      </w:r>
+      <w:r>
+        <w:t xml:space="preserve"> </w:t>
+      </w:r>
+      <w:r>
+        <w:t xml:space="preserve">own Mac.</w:t>
       </w:r>
     </w:p>
     <w:bookmarkEnd w:id="9"/>
@@ -903,7 +921,7 @@
         <w:pStyle w:val="BlockText"/>
       </w:pPr>
       <w:r>
-        <w:t xml:space="preserve">The recordings were transcribed with LocalTranscript 2.3.0 (B/IAS</w:t>
+        <w:t xml:space="preserve">The recordings were transcribed with LocalTranscript 2.4.0 (B/IAS</w:t>
       </w:r>
       <w:r>
         <w:t xml:space="preserve"> </w:t>

--- a/site/docs/localtranscript-fact-sheet-en.docx
+++ b/site/docs/localtranscript-fact-sheet-en.docx
@@ -34,7 +34,7 @@
         <w:t xml:space="preserve"> </w:t>
       </w:r>
       <w:r>
-        <w:t xml:space="preserve">2.4.0.</w:t>
+        <w:t xml:space="preserve">2.4.1.</w:t>
       </w:r>
     </w:p>
     <w:bookmarkStart w:id="9" w:name="what-the-app-does"/>
@@ -921,7 +921,7 @@
         <w:pStyle w:val="BlockText"/>
       </w:pPr>
       <w:r>
-        <w:t xml:space="preserve">The recordings were transcribed with LocalTranscript 2.4.0 (B/IAS</w:t>
+        <w:t xml:space="preserve">The recordings were transcribed with LocalTranscript 2.4.1 (B/IAS</w:t>
       </w:r>
       <w:r>
         <w:t xml:space="preserve"> </w:t>

--- a/site/docs/localtranscript-fact-sheet-en.docx
+++ b/site/docs/localtranscript-fact-sheet-en.docx
@@ -34,7 +34,7 @@
         <w:t xml:space="preserve"> </w:t>
       </w:r>
       <w:r>
-        <w:t xml:space="preserve">2.4.1.</w:t>
+        <w:t xml:space="preserve">2.4.2.</w:t>
       </w:r>
     </w:p>
     <w:bookmarkStart w:id="9" w:name="what-the-app-does"/>
@@ -921,7 +921,7 @@
         <w:pStyle w:val="BlockText"/>
       </w:pPr>
       <w:r>
-        <w:t xml:space="preserve">The recordings were transcribed with LocalTranscript 2.4.1 (B/IAS</w:t>
+        <w:t xml:space="preserve">The recordings were transcribed with LocalTranscript 2.4.2 (B/IAS</w:t>
       </w:r>
       <w:r>
         <w:t xml:space="preserve"> </w:t>

--- a/site/docs/localtranscript-fact-sheet-en.docx
+++ b/site/docs/localtranscript-fact-sheet-en.docx
@@ -34,7 +34,7 @@
         <w:t xml:space="preserve"> </w:t>
       </w:r>
       <w:r>
-        <w:t xml:space="preserve">2.4.2.</w:t>
+        <w:t xml:space="preserve">2.4.3.</w:t>
       </w:r>
     </w:p>
     <w:bookmarkStart w:id="9" w:name="what-the-app-does"/>
@@ -921,7 +921,7 @@
         <w:pStyle w:val="BlockText"/>
       </w:pPr>
       <w:r>
-        <w:t xml:space="preserve">The recordings were transcribed with LocalTranscript 2.4.2 (B/IAS</w:t>
+        <w:t xml:space="preserve">The recordings were transcribed with LocalTranscript 2.4.3 (B/IAS</w:t>
       </w:r>
       <w:r>
         <w:t xml:space="preserve"> </w:t>

--- a/site/docs/localtranscript-fact-sheet-en.docx
+++ b/site/docs/localtranscript-fact-sheet-en.docx
@@ -28,13 +28,13 @@
         <w:t xml:space="preserve"> </w:t>
       </w:r>
       <w:r>
-        <w:t xml:space="preserve">lead, an ethics board or colleagues. As of 11 September 2026, version</w:t>
-      </w:r>
-      <w:r>
-        <w:t xml:space="preserve"> </w:t>
-      </w:r>
-      <w:r>
-        <w:t xml:space="preserve">2.4.3.</w:t>
+        <w:t xml:space="preserve">lead, an ethics board or colleagues. As of 13 September 2026, version</w:t>
+      </w:r>
+      <w:r>
+        <w:t xml:space="preserve"> </w:t>
+      </w:r>
+      <w:r>
+        <w:t xml:space="preserve">2.5.0.</w:t>
       </w:r>
     </w:p>
     <w:bookmarkStart w:id="9" w:name="what-the-app-does"/>
@@ -282,7 +282,7 @@
               <w:pStyle w:val="Compact"/>
             </w:pPr>
             <w:r>
-              <w:t xml:space="preserve">SpeechBrain ECAPA-TDNN</w:t>
+              <w:t xml:space="preserve">SpeakerKit (pyannote community-1)</w:t>
             </w:r>
           </w:p>
         </w:tc>
@@ -293,7 +293,7 @@
               <w:pStyle w:val="Compact"/>
             </w:pPr>
             <w:r>
-              <w:t xml:space="preserve">Speaker separation: computes voice profiles and clusters them into speakers</w:t>
+              <w:t xml:space="preserve">Speaker separation: detects speaker changes including overlap and groups the voices</w:t>
             </w:r>
           </w:p>
         </w:tc>
@@ -304,7 +304,7 @@
               <w:pStyle w:val="Compact"/>
             </w:pPr>
             <w:r>
-              <w:t xml:space="preserve">Apache-2.0</w:t>
+              <w:t xml:space="preserve">pyannote community-1 model (CC-BY-4.0), SpeakerKit runtime by Argmax (MIT)</w:t>
             </w:r>
           </w:p>
         </w:tc>
@@ -315,7 +315,7 @@
               <w:pStyle w:val="Compact"/>
             </w:pPr>
             <w:r>
-              <w:t xml:space="preserve">locally</w:t>
+              <w:t xml:space="preserve">locally, on the Mac's Neural Engine</w:t>
             </w:r>
           </w:p>
         </w:tc>
@@ -921,7 +921,7 @@
         <w:pStyle w:val="BlockText"/>
       </w:pPr>
       <w:r>
-        <w:t xml:space="preserve">The recordings were transcribed with LocalTranscript 2.4.3 (B/IAS</w:t>
+        <w:t xml:space="preserve">The recordings were transcribed with LocalTranscript 2.5.0 (B/IAS</w:t>
       </w:r>
       <w:r>
         <w:t xml:space="preserve"> </w:t>
@@ -933,7 +933,7 @@
         <w:t xml:space="preserve"> </w:t>
       </w:r>
       <w:r>
-        <w:t xml:space="preserve">large-v3-turbo, speaker separation with SpeechBrain ECAPA-TDNN)</w:t>
+        <w:t xml:space="preserve">large-v3-turbo, speaker separation with pyannote community-1-TDNN)</w:t>
       </w:r>
       <w:r>
         <w:t xml:space="preserve"> </w:t>

--- a/site/docs/localtranscript-fact-sheet-en.docx
+++ b/site/docs/localtranscript-fact-sheet-en.docx
@@ -304,7 +304,7 @@
               <w:pStyle w:val="Compact"/>
             </w:pPr>
             <w:r>
-              <w:t xml:space="preserve">pyannote community-1 model (CC-BY-4.0), SpeakerKit runtime by Argmax (MIT)</w:t>
+              <w:t xml:space="preserve">pyannote community-1 model (CC BY 4.0), converted to Core ML and quantised by Argmax; SpeakerKit runtime by Argmax (MIT)</w:t>
             </w:r>
           </w:p>
         </w:tc>

--- a/site/docs/localtranscript-fact-sheet-en.docx
+++ b/site/docs/localtranscript-fact-sheet-en.docx
@@ -995,7 +995,19 @@
         <w:t xml:space="preserve">site/docs</w:t>
       </w:r>
       <w:r>
-        <w:t xml:space="preserve">). The sheet may be used and adapted freely.</w:t>
+        <w:t xml:space="preserve">). The sheet is licensed CC BY 4.0: use and adapt it</w:t>
+      </w:r>
+      <w:r>
+        <w:t xml:space="preserve"> </w:t>
+      </w:r>
+      <w:r>
+        <w:t xml:space="preserve">freely, commercially too, as long as B/IAS is credited and changes are</w:t>
+      </w:r>
+      <w:r>
+        <w:t xml:space="preserve"> </w:t>
+      </w:r>
+      <w:r>
+        <w:t xml:space="preserve">marked.</w:t>
       </w:r>
     </w:p>
     <w:bookmarkEnd w:id="16"/>

--- a/site/docs/localtranscript-fact-sheet-en.docx
+++ b/site/docs/localtranscript-fact-sheet-en.docx
@@ -476,7 +476,7 @@
           <w:rPr>
             <w:rStyle w:val="Hyperlink"/>
           </w:rPr>
-          <w:t xml:space="preserve">https://github.com/BenPohlBasel/LocalTranscript</w:t>
+          <w:t xml:space="preserve">https://github.com/bias-city/LocalTranscript</w:t>
         </w:r>
       </w:hyperlink>
     </w:p>
@@ -976,7 +976,7 @@
           <w:rPr>
             <w:rStyle w:val="Hyperlink"/>
           </w:rPr>
-          <w:t xml:space="preserve">https://github.com/BenPohlBasel/LocalTranscript</w:t>
+          <w:t xml:space="preserve">https://github.com/bias-city/LocalTranscript</w:t>
         </w:r>
       </w:hyperlink>
       <w:r>
